--- a/ind/docx/001.content.docx
+++ b/ind/docx/001.content.docx
@@ -480,138 +480,102 @@
           <w:lang w:val="id_ID" w:bidi="id_ID"/>
         </w:rPr>
       </w:r>
-      <w:hyperlink r:id="rId13">
-        <w:r>
-          <w:rPr>
-            <w:lang w:val="id_ID" w:bidi="id_ID"/>
-          </w:rPr>
-          <w:rPr>
-            <w:color w:val="0000EE"/>
-            <w:u w:val="single"/>
-          </w:rPr>
-          <w:t>Galatia 5:22–24</w:t>
-        </w:r>
-      </w:hyperlink>
-    </w:p>
-    <w:p>
-      <w:pPr>
-        <w:pStyle w:val="ListBullet"/>
-        <w:spacing w:line="240" w:lineRule="auto"/>
-        <w:ind w:left="720"/>
-      </w:pPr>
-      <w:r>
-        <w:rPr>
-          <w:lang w:val="id_ID" w:bidi="id_ID"/>
-        </w:rPr>
-      </w:r>
-      <w:hyperlink r:id="rId14">
-        <w:r>
-          <w:rPr>
-            <w:lang w:val="id_ID" w:bidi="id_ID"/>
-          </w:rPr>
-          <w:rPr>
-            <w:color w:val="0000EE"/>
-            <w:u w:val="single"/>
-          </w:rPr>
-          <w:t>Kejadian 1:11–13</w:t>
-        </w:r>
-      </w:hyperlink>
-    </w:p>
-    <w:p>
-      <w:pPr>
-        <w:pStyle w:val="ListBullet"/>
-        <w:spacing w:line="240" w:lineRule="auto"/>
-        <w:ind w:left="720"/>
-      </w:pPr>
-      <w:r>
-        <w:rPr>
-          <w:lang w:val="id_ID" w:bidi="id_ID"/>
-        </w:rPr>
-      </w:r>
-      <w:hyperlink r:id="rId15">
-        <w:r>
-          <w:rPr>
-            <w:lang w:val="id_ID" w:bidi="id_ID"/>
-          </w:rPr>
-          <w:rPr>
-            <w:color w:val="0000EE"/>
-            <w:u w:val="single"/>
-          </w:rPr>
-          <w:t>Kejadian 2:9–10</w:t>
-        </w:r>
-      </w:hyperlink>
-    </w:p>
-    <w:p>
-      <w:pPr>
-        <w:pStyle w:val="ListBullet"/>
-        <w:spacing w:line="240" w:lineRule="auto"/>
-        <w:ind w:left="720"/>
-      </w:pPr>
-      <w:r>
-        <w:rPr>
-          <w:lang w:val="id_ID" w:bidi="id_ID"/>
-        </w:rPr>
-      </w:r>
-      <w:hyperlink r:id="rId16">
-        <w:r>
-          <w:rPr>
-            <w:lang w:val="id_ID" w:bidi="id_ID"/>
-          </w:rPr>
-          <w:rPr>
-            <w:color w:val="0000EE"/>
-            <w:u w:val="single"/>
-          </w:rPr>
-          <w:t>Kejadian 2:15–17</w:t>
-        </w:r>
-      </w:hyperlink>
-    </w:p>
-    <w:p>
-      <w:pPr>
-        <w:pStyle w:val="ListBullet"/>
-        <w:spacing w:line="240" w:lineRule="auto"/>
-        <w:ind w:left="720"/>
-      </w:pPr>
-      <w:r>
-        <w:rPr>
-          <w:lang w:val="id_ID" w:bidi="id_ID"/>
-        </w:rPr>
-      </w:r>
-      <w:hyperlink r:id="rId17">
-        <w:r>
-          <w:rPr>
-            <w:lang w:val="id_ID" w:bidi="id_ID"/>
-          </w:rPr>
-          <w:rPr>
-            <w:color w:val="0000EE"/>
-            <w:u w:val="single"/>
-          </w:rPr>
-          <w:t>Yakobus 3:13–14</w:t>
-        </w:r>
-      </w:hyperlink>
-    </w:p>
-    <w:p>
-      <w:pPr>
-        <w:pStyle w:val="ListBullet"/>
-        <w:spacing w:line="240" w:lineRule="auto"/>
-        <w:ind w:left="720"/>
-      </w:pPr>
-      <w:r>
-        <w:rPr>
-          <w:lang w:val="id_ID" w:bidi="id_ID"/>
-        </w:rPr>
-      </w:r>
-      <w:hyperlink r:id="rId18">
-        <w:r>
-          <w:rPr>
-            <w:lang w:val="id_ID" w:bidi="id_ID"/>
-          </w:rPr>
-          <w:rPr>
-            <w:color w:val="0000EE"/>
-            <w:u w:val="single"/>
-          </w:rPr>
-          <w:t>Roma 2:3–4</w:t>
-        </w:r>
-      </w:hyperlink>
+      <w:r>
+        <w:rPr>
+          <w:lang w:val="id_ID" w:bidi="id_ID"/>
+        </w:rPr>
+        <w:t>Galatia 5:22–24</w:t>
+      </w:r>
+    </w:p>
+    <w:p>
+      <w:pPr>
+        <w:pStyle w:val="ListBullet"/>
+        <w:spacing w:line="240" w:lineRule="auto"/>
+        <w:ind w:left="720"/>
+      </w:pPr>
+      <w:r>
+        <w:rPr>
+          <w:lang w:val="id_ID" w:bidi="id_ID"/>
+        </w:rPr>
+      </w:r>
+      <w:r>
+        <w:rPr>
+          <w:lang w:val="id_ID" w:bidi="id_ID"/>
+        </w:rPr>
+        <w:t>Kejadian 1:11–13</w:t>
+      </w:r>
+    </w:p>
+    <w:p>
+      <w:pPr>
+        <w:pStyle w:val="ListBullet"/>
+        <w:spacing w:line="240" w:lineRule="auto"/>
+        <w:ind w:left="720"/>
+      </w:pPr>
+      <w:r>
+        <w:rPr>
+          <w:lang w:val="id_ID" w:bidi="id_ID"/>
+        </w:rPr>
+      </w:r>
+      <w:r>
+        <w:rPr>
+          <w:lang w:val="id_ID" w:bidi="id_ID"/>
+        </w:rPr>
+        <w:t>Kejadian 2:9–10</w:t>
+      </w:r>
+    </w:p>
+    <w:p>
+      <w:pPr>
+        <w:pStyle w:val="ListBullet"/>
+        <w:spacing w:line="240" w:lineRule="auto"/>
+        <w:ind w:left="720"/>
+      </w:pPr>
+      <w:r>
+        <w:rPr>
+          <w:lang w:val="id_ID" w:bidi="id_ID"/>
+        </w:rPr>
+      </w:r>
+      <w:r>
+        <w:rPr>
+          <w:lang w:val="id_ID" w:bidi="id_ID"/>
+        </w:rPr>
+        <w:t>Kejadian 2:15–17</w:t>
+      </w:r>
+    </w:p>
+    <w:p>
+      <w:pPr>
+        <w:pStyle w:val="ListBullet"/>
+        <w:spacing w:line="240" w:lineRule="auto"/>
+        <w:ind w:left="720"/>
+      </w:pPr>
+      <w:r>
+        <w:rPr>
+          <w:lang w:val="id_ID" w:bidi="id_ID"/>
+        </w:rPr>
+      </w:r>
+      <w:r>
+        <w:rPr>
+          <w:lang w:val="id_ID" w:bidi="id_ID"/>
+        </w:rPr>
+        <w:t>Yakobus 3:13–14</w:t>
+      </w:r>
+    </w:p>
+    <w:p>
+      <w:pPr>
+        <w:pStyle w:val="ListBullet"/>
+        <w:spacing w:line="240" w:lineRule="auto"/>
+        <w:ind w:left="720"/>
+      </w:pPr>
+      <w:r>
+        <w:rPr>
+          <w:lang w:val="id_ID" w:bidi="id_ID"/>
+        </w:rPr>
+      </w:r>
+      <w:r>
+        <w:rPr>
+          <w:lang w:val="id_ID" w:bidi="id_ID"/>
+        </w:rPr>
+        <w:t>Roma 2:3–4</w:t>
+      </w:r>
     </w:p>
     <w:p>
       <w:pPr>
@@ -1314,378 +1278,282 @@
           <w:lang w:val="id_ID" w:bidi="id_ID"/>
         </w:rPr>
       </w:r>
-      <w:hyperlink r:id="rId19">
-        <w:r>
-          <w:rPr>
-            <w:lang w:val="id_ID" w:bidi="id_ID"/>
-          </w:rPr>
-          <w:rPr>
-            <w:color w:val="0000EE"/>
-            <w:u w:val="single"/>
-          </w:rPr>
-          <w:t>2 Timotius 4:1–2</w:t>
-        </w:r>
-      </w:hyperlink>
-    </w:p>
-    <w:p>
-      <w:pPr>
-        <w:pStyle w:val="ListBullet"/>
-        <w:spacing w:line="240" w:lineRule="auto"/>
-        <w:ind w:left="720"/>
-      </w:pPr>
-      <w:r>
-        <w:rPr>
-          <w:lang w:val="id_ID" w:bidi="id_ID"/>
-        </w:rPr>
-      </w:r>
-      <w:hyperlink r:id="rId20">
-        <w:r>
-          <w:rPr>
-            <w:lang w:val="id_ID" w:bidi="id_ID"/>
-          </w:rPr>
-          <w:rPr>
-            <w:color w:val="0000EE"/>
-            <w:u w:val="single"/>
-          </w:rPr>
-          <w:t>Kisah Para Rasul 8:4–5</w:t>
-        </w:r>
-      </w:hyperlink>
-    </w:p>
-    <w:p>
-      <w:pPr>
-        <w:pStyle w:val="ListBullet"/>
-        <w:spacing w:line="240" w:lineRule="auto"/>
-        <w:ind w:left="720"/>
-      </w:pPr>
-      <w:r>
-        <w:rPr>
-          <w:lang w:val="id_ID" w:bidi="id_ID"/>
-        </w:rPr>
-      </w:r>
-      <w:hyperlink r:id="rId20">
-        <w:r>
-          <w:rPr>
-            <w:lang w:val="id_ID" w:bidi="id_ID"/>
-          </w:rPr>
-          <w:rPr>
-            <w:color w:val="0000EE"/>
-            <w:u w:val="single"/>
-          </w:rPr>
-          <w:t>Kisah Para Rasul 10:42–43</w:t>
-        </w:r>
-      </w:hyperlink>
-    </w:p>
-    <w:p>
-      <w:pPr>
-        <w:pStyle w:val="ListBullet"/>
-        <w:spacing w:line="240" w:lineRule="auto"/>
-        <w:ind w:left="720"/>
-      </w:pPr>
-      <w:r>
-        <w:rPr>
-          <w:lang w:val="id_ID" w:bidi="id_ID"/>
-        </w:rPr>
-      </w:r>
-      <w:hyperlink r:id="rId20">
-        <w:r>
-          <w:rPr>
-            <w:lang w:val="id_ID" w:bidi="id_ID"/>
-          </w:rPr>
-          <w:rPr>
-            <w:color w:val="0000EE"/>
-            <w:u w:val="single"/>
-          </w:rPr>
-          <w:t>Kisah Para Rasul 14:21–22</w:t>
-        </w:r>
-      </w:hyperlink>
-    </w:p>
-    <w:p>
-      <w:pPr>
-        <w:pStyle w:val="ListBullet"/>
-        <w:spacing w:line="240" w:lineRule="auto"/>
-        <w:ind w:left="720"/>
-      </w:pPr>
-      <w:r>
-        <w:rPr>
-          <w:lang w:val="id_ID" w:bidi="id_ID"/>
-        </w:rPr>
-      </w:r>
-      <w:hyperlink r:id="rId20">
-        <w:r>
-          <w:rPr>
-            <w:lang w:val="id_ID" w:bidi="id_ID"/>
-          </w:rPr>
-          <w:rPr>
-            <w:color w:val="0000EE"/>
-            <w:u w:val="single"/>
-          </w:rPr>
-          <w:t>Kisah Para Rasul 20:25</w:t>
-        </w:r>
-      </w:hyperlink>
-    </w:p>
-    <w:p>
-      <w:pPr>
-        <w:pStyle w:val="ListBullet"/>
-        <w:spacing w:line="240" w:lineRule="auto"/>
-        <w:ind w:left="720"/>
-      </w:pPr>
-      <w:r>
-        <w:rPr>
-          <w:lang w:val="id_ID" w:bidi="id_ID"/>
-        </w:rPr>
-      </w:r>
-      <w:hyperlink r:id="rId21">
-        <w:r>
-          <w:rPr>
-            <w:lang w:val="id_ID" w:bidi="id_ID"/>
-          </w:rPr>
-          <w:rPr>
-            <w:color w:val="0000EE"/>
-            <w:u w:val="single"/>
-          </w:rPr>
-          <w:t>Lukas 4:42</w:t>
-        </w:r>
-      </w:hyperlink>
-    </w:p>
-    <w:p>
-      <w:pPr>
-        <w:pStyle w:val="ListBullet"/>
-        <w:spacing w:line="240" w:lineRule="auto"/>
-        <w:ind w:left="720"/>
-      </w:pPr>
-      <w:r>
-        <w:rPr>
-          <w:lang w:val="id_ID" w:bidi="id_ID"/>
-        </w:rPr>
-      </w:r>
-      <w:hyperlink r:id="rId22">
-        <w:r>
-          <w:rPr>
-            <w:lang w:val="id_ID" w:bidi="id_ID"/>
-          </w:rPr>
-          <w:rPr>
-            <w:color w:val="0000EE"/>
-            <w:u w:val="single"/>
-          </w:rPr>
-          <w:t>Matius 3:1–3</w:t>
-        </w:r>
-      </w:hyperlink>
-    </w:p>
-    <w:p>
-      <w:pPr>
-        <w:pStyle w:val="ListBullet"/>
-        <w:spacing w:line="240" w:lineRule="auto"/>
-        <w:ind w:left="720"/>
-      </w:pPr>
-      <w:r>
-        <w:rPr>
-          <w:lang w:val="id_ID" w:bidi="id_ID"/>
-        </w:rPr>
-      </w:r>
-      <w:hyperlink r:id="rId23">
-        <w:r>
-          <w:rPr>
-            <w:lang w:val="id_ID" w:bidi="id_ID"/>
-          </w:rPr>
-          <w:rPr>
-            <w:color w:val="0000EE"/>
-            <w:u w:val="single"/>
-          </w:rPr>
-          <w:t>Matius 4:17</w:t>
-        </w:r>
-      </w:hyperlink>
-    </w:p>
-    <w:p>
-      <w:pPr>
-        <w:pStyle w:val="ListBullet"/>
-        <w:spacing w:line="240" w:lineRule="auto"/>
-        <w:ind w:left="720"/>
-      </w:pPr>
-      <w:r>
-        <w:rPr>
-          <w:lang w:val="id_ID" w:bidi="id_ID"/>
-        </w:rPr>
-      </w:r>
-      <w:hyperlink r:id="rId24">
-        <w:r>
-          <w:rPr>
-            <w:lang w:val="id_ID" w:bidi="id_ID"/>
-          </w:rPr>
-          <w:rPr>
-            <w:color w:val="0000EE"/>
-            <w:u w:val="single"/>
-          </w:rPr>
-          <w:t>Matius 12:41</w:t>
-        </w:r>
-      </w:hyperlink>
-    </w:p>
-    <w:p>
-      <w:pPr>
-        <w:pStyle w:val="ListBullet"/>
-        <w:spacing w:line="240" w:lineRule="auto"/>
-        <w:ind w:left="720"/>
-      </w:pPr>
-      <w:r>
-        <w:rPr>
-          <w:lang w:val="id_ID" w:bidi="id_ID"/>
-        </w:rPr>
-      </w:r>
-      <w:hyperlink r:id="rId25">
-        <w:r>
-          <w:rPr>
-            <w:lang w:val="id_ID" w:bidi="id_ID"/>
-          </w:rPr>
-          <w:rPr>
-            <w:color w:val="0000EE"/>
-            <w:u w:val="single"/>
-          </w:rPr>
-          <w:t>Matius 24:14</w:t>
-        </w:r>
-      </w:hyperlink>
-    </w:p>
-    <w:p>
-      <w:pPr>
-        <w:pStyle w:val="ListBullet"/>
-        <w:spacing w:line="240" w:lineRule="auto"/>
-        <w:ind w:left="720"/>
-      </w:pPr>
-      <w:r>
-        <w:rPr>
-          <w:lang w:val="id_ID" w:bidi="id_ID"/>
-        </w:rPr>
-      </w:r>
-      <w:hyperlink r:id="rId20">
-        <w:r>
-          <w:rPr>
-            <w:lang w:val="id_ID" w:bidi="id_ID"/>
-          </w:rPr>
-          <w:rPr>
-            <w:color w:val="0000EE"/>
-            <w:u w:val="single"/>
-          </w:rPr>
-          <w:t>Kisah Para Rasul 9:20–22</w:t>
-        </w:r>
-      </w:hyperlink>
-    </w:p>
-    <w:p>
-      <w:pPr>
-        <w:pStyle w:val="ListBullet"/>
-        <w:spacing w:line="240" w:lineRule="auto"/>
-        <w:ind w:left="720"/>
-      </w:pPr>
-      <w:r>
-        <w:rPr>
-          <w:lang w:val="id_ID" w:bidi="id_ID"/>
-        </w:rPr>
-      </w:r>
-      <w:hyperlink r:id="rId20">
-        <w:r>
-          <w:rPr>
-            <w:lang w:val="id_ID" w:bidi="id_ID"/>
-          </w:rPr>
-          <w:rPr>
-            <w:color w:val="0000EE"/>
-            <w:u w:val="single"/>
-          </w:rPr>
-          <w:t>Kisah Para Rasul 13:38–39</w:t>
-        </w:r>
-      </w:hyperlink>
-    </w:p>
-    <w:p>
-      <w:pPr>
-        <w:pStyle w:val="ListBullet"/>
-        <w:spacing w:line="240" w:lineRule="auto"/>
-        <w:ind w:left="720"/>
-      </w:pPr>
-      <w:r>
-        <w:rPr>
-          <w:lang w:val="id_ID" w:bidi="id_ID"/>
-        </w:rPr>
-      </w:r>
-      <w:hyperlink r:id="rId26">
-        <w:r>
-          <w:rPr>
-            <w:lang w:val="id_ID" w:bidi="id_ID"/>
-          </w:rPr>
-          <w:rPr>
-            <w:color w:val="0000EE"/>
-            <w:u w:val="single"/>
-          </w:rPr>
-          <w:t>Yunus 3:1–3</w:t>
-        </w:r>
-      </w:hyperlink>
-    </w:p>
-    <w:p>
-      <w:pPr>
-        <w:pStyle w:val="ListBullet"/>
-        <w:spacing w:line="240" w:lineRule="auto"/>
-        <w:ind w:left="720"/>
-      </w:pPr>
-      <w:r>
-        <w:rPr>
-          <w:lang w:val="id_ID" w:bidi="id_ID"/>
-        </w:rPr>
-      </w:r>
-      <w:hyperlink r:id="rId27">
-        <w:r>
-          <w:rPr>
-            <w:lang w:val="id_ID" w:bidi="id_ID"/>
-          </w:rPr>
-          <w:rPr>
-            <w:color w:val="0000EE"/>
-            <w:u w:val="single"/>
-          </w:rPr>
-          <w:t>Lukas 4:18–19</w:t>
-        </w:r>
-      </w:hyperlink>
-    </w:p>
-    <w:p>
-      <w:pPr>
-        <w:pStyle w:val="ListBullet"/>
-        <w:spacing w:line="240" w:lineRule="auto"/>
-        <w:ind w:left="720"/>
-      </w:pPr>
-      <w:r>
-        <w:rPr>
-          <w:lang w:val="id_ID" w:bidi="id_ID"/>
-        </w:rPr>
-      </w:r>
-      <w:hyperlink r:id="rId28">
-        <w:r>
-          <w:rPr>
-            <w:lang w:val="id_ID" w:bidi="id_ID"/>
-          </w:rPr>
-          <w:rPr>
-            <w:color w:val="0000EE"/>
-            <w:u w:val="single"/>
-          </w:rPr>
-          <w:t>Markus 1:14–15</w:t>
-        </w:r>
-      </w:hyperlink>
-    </w:p>
-    <w:p>
-      <w:pPr>
-        <w:pStyle w:val="ListBullet"/>
-        <w:spacing w:line="240" w:lineRule="auto"/>
-        <w:ind w:left="720"/>
-      </w:pPr>
-      <w:r>
-        <w:rPr>
-          <w:lang w:val="id_ID" w:bidi="id_ID"/>
-        </w:rPr>
-      </w:r>
-      <w:hyperlink r:id="rId29">
-        <w:r>
-          <w:rPr>
-            <w:lang w:val="id_ID" w:bidi="id_ID"/>
-          </w:rPr>
-          <w:rPr>
-            <w:color w:val="0000EE"/>
-            <w:u w:val="single"/>
-          </w:rPr>
-          <w:t>Matius 10:26</w:t>
-        </w:r>
-      </w:hyperlink>
+      <w:r>
+        <w:rPr>
+          <w:lang w:val="id_ID" w:bidi="id_ID"/>
+        </w:rPr>
+        <w:t>2 Timotius 4:1–2</w:t>
+      </w:r>
+    </w:p>
+    <w:p>
+      <w:pPr>
+        <w:pStyle w:val="ListBullet"/>
+        <w:spacing w:line="240" w:lineRule="auto"/>
+        <w:ind w:left="720"/>
+      </w:pPr>
+      <w:r>
+        <w:rPr>
+          <w:lang w:val="id_ID" w:bidi="id_ID"/>
+        </w:rPr>
+      </w:r>
+      <w:r>
+        <w:rPr>
+          <w:lang w:val="id_ID" w:bidi="id_ID"/>
+        </w:rPr>
+        <w:t>Kisah Para Rasul 8:4–5</w:t>
+      </w:r>
+    </w:p>
+    <w:p>
+      <w:pPr>
+        <w:pStyle w:val="ListBullet"/>
+        <w:spacing w:line="240" w:lineRule="auto"/>
+        <w:ind w:left="720"/>
+      </w:pPr>
+      <w:r>
+        <w:rPr>
+          <w:lang w:val="id_ID" w:bidi="id_ID"/>
+        </w:rPr>
+      </w:r>
+      <w:r>
+        <w:rPr>
+          <w:lang w:val="id_ID" w:bidi="id_ID"/>
+        </w:rPr>
+        <w:t>Kisah Para Rasul 10:42–43</w:t>
+      </w:r>
+    </w:p>
+    <w:p>
+      <w:pPr>
+        <w:pStyle w:val="ListBullet"/>
+        <w:spacing w:line="240" w:lineRule="auto"/>
+        <w:ind w:left="720"/>
+      </w:pPr>
+      <w:r>
+        <w:rPr>
+          <w:lang w:val="id_ID" w:bidi="id_ID"/>
+        </w:rPr>
+      </w:r>
+      <w:r>
+        <w:rPr>
+          <w:lang w:val="id_ID" w:bidi="id_ID"/>
+        </w:rPr>
+        <w:t>Kisah Para Rasul 14:21–22</w:t>
+      </w:r>
+    </w:p>
+    <w:p>
+      <w:pPr>
+        <w:pStyle w:val="ListBullet"/>
+        <w:spacing w:line="240" w:lineRule="auto"/>
+        <w:ind w:left="720"/>
+      </w:pPr>
+      <w:r>
+        <w:rPr>
+          <w:lang w:val="id_ID" w:bidi="id_ID"/>
+        </w:rPr>
+      </w:r>
+      <w:r>
+        <w:rPr>
+          <w:lang w:val="id_ID" w:bidi="id_ID"/>
+        </w:rPr>
+        <w:t>Kisah Para Rasul 20:25</w:t>
+      </w:r>
+    </w:p>
+    <w:p>
+      <w:pPr>
+        <w:pStyle w:val="ListBullet"/>
+        <w:spacing w:line="240" w:lineRule="auto"/>
+        <w:ind w:left="720"/>
+      </w:pPr>
+      <w:r>
+        <w:rPr>
+          <w:lang w:val="id_ID" w:bidi="id_ID"/>
+        </w:rPr>
+      </w:r>
+      <w:r>
+        <w:rPr>
+          <w:lang w:val="id_ID" w:bidi="id_ID"/>
+        </w:rPr>
+        <w:t>Lukas 4:42</w:t>
+      </w:r>
+    </w:p>
+    <w:p>
+      <w:pPr>
+        <w:pStyle w:val="ListBullet"/>
+        <w:spacing w:line="240" w:lineRule="auto"/>
+        <w:ind w:left="720"/>
+      </w:pPr>
+      <w:r>
+        <w:rPr>
+          <w:lang w:val="id_ID" w:bidi="id_ID"/>
+        </w:rPr>
+      </w:r>
+      <w:r>
+        <w:rPr>
+          <w:lang w:val="id_ID" w:bidi="id_ID"/>
+        </w:rPr>
+        <w:t>Matius 3:1–3</w:t>
+      </w:r>
+    </w:p>
+    <w:p>
+      <w:pPr>
+        <w:pStyle w:val="ListBullet"/>
+        <w:spacing w:line="240" w:lineRule="auto"/>
+        <w:ind w:left="720"/>
+      </w:pPr>
+      <w:r>
+        <w:rPr>
+          <w:lang w:val="id_ID" w:bidi="id_ID"/>
+        </w:rPr>
+      </w:r>
+      <w:r>
+        <w:rPr>
+          <w:lang w:val="id_ID" w:bidi="id_ID"/>
+        </w:rPr>
+        <w:t>Matius 4:17</w:t>
+      </w:r>
+    </w:p>
+    <w:p>
+      <w:pPr>
+        <w:pStyle w:val="ListBullet"/>
+        <w:spacing w:line="240" w:lineRule="auto"/>
+        <w:ind w:left="720"/>
+      </w:pPr>
+      <w:r>
+        <w:rPr>
+          <w:lang w:val="id_ID" w:bidi="id_ID"/>
+        </w:rPr>
+      </w:r>
+      <w:r>
+        <w:rPr>
+          <w:lang w:val="id_ID" w:bidi="id_ID"/>
+        </w:rPr>
+        <w:t>Matius 12:41</w:t>
+      </w:r>
+    </w:p>
+    <w:p>
+      <w:pPr>
+        <w:pStyle w:val="ListBullet"/>
+        <w:spacing w:line="240" w:lineRule="auto"/>
+        <w:ind w:left="720"/>
+      </w:pPr>
+      <w:r>
+        <w:rPr>
+          <w:lang w:val="id_ID" w:bidi="id_ID"/>
+        </w:rPr>
+      </w:r>
+      <w:r>
+        <w:rPr>
+          <w:lang w:val="id_ID" w:bidi="id_ID"/>
+        </w:rPr>
+        <w:t>Matius 24:14</w:t>
+      </w:r>
+    </w:p>
+    <w:p>
+      <w:pPr>
+        <w:pStyle w:val="ListBullet"/>
+        <w:spacing w:line="240" w:lineRule="auto"/>
+        <w:ind w:left="720"/>
+      </w:pPr>
+      <w:r>
+        <w:rPr>
+          <w:lang w:val="id_ID" w:bidi="id_ID"/>
+        </w:rPr>
+      </w:r>
+      <w:r>
+        <w:rPr>
+          <w:lang w:val="id_ID" w:bidi="id_ID"/>
+        </w:rPr>
+        <w:t>Kisah Para Rasul 9:20–22</w:t>
+      </w:r>
+    </w:p>
+    <w:p>
+      <w:pPr>
+        <w:pStyle w:val="ListBullet"/>
+        <w:spacing w:line="240" w:lineRule="auto"/>
+        <w:ind w:left="720"/>
+      </w:pPr>
+      <w:r>
+        <w:rPr>
+          <w:lang w:val="id_ID" w:bidi="id_ID"/>
+        </w:rPr>
+      </w:r>
+      <w:r>
+        <w:rPr>
+          <w:lang w:val="id_ID" w:bidi="id_ID"/>
+        </w:rPr>
+        <w:t>Kisah Para Rasul 13:38–39</w:t>
+      </w:r>
+    </w:p>
+    <w:p>
+      <w:pPr>
+        <w:pStyle w:val="ListBullet"/>
+        <w:spacing w:line="240" w:lineRule="auto"/>
+        <w:ind w:left="720"/>
+      </w:pPr>
+      <w:r>
+        <w:rPr>
+          <w:lang w:val="id_ID" w:bidi="id_ID"/>
+        </w:rPr>
+      </w:r>
+      <w:r>
+        <w:rPr>
+          <w:lang w:val="id_ID" w:bidi="id_ID"/>
+        </w:rPr>
+        <w:t>Yunus 3:1–3</w:t>
+      </w:r>
+    </w:p>
+    <w:p>
+      <w:pPr>
+        <w:pStyle w:val="ListBullet"/>
+        <w:spacing w:line="240" w:lineRule="auto"/>
+        <w:ind w:left="720"/>
+      </w:pPr>
+      <w:r>
+        <w:rPr>
+          <w:lang w:val="id_ID" w:bidi="id_ID"/>
+        </w:rPr>
+      </w:r>
+      <w:r>
+        <w:rPr>
+          <w:lang w:val="id_ID" w:bidi="id_ID"/>
+        </w:rPr>
+        <w:t>Lukas 4:18–19</w:t>
+      </w:r>
+    </w:p>
+    <w:p>
+      <w:pPr>
+        <w:pStyle w:val="ListBullet"/>
+        <w:spacing w:line="240" w:lineRule="auto"/>
+        <w:ind w:left="720"/>
+      </w:pPr>
+      <w:r>
+        <w:rPr>
+          <w:lang w:val="id_ID" w:bidi="id_ID"/>
+        </w:rPr>
+      </w:r>
+      <w:r>
+        <w:rPr>
+          <w:lang w:val="id_ID" w:bidi="id_ID"/>
+        </w:rPr>
+        <w:t>Markus 1:14–15</w:t>
+      </w:r>
+    </w:p>
+    <w:p>
+      <w:pPr>
+        <w:pStyle w:val="ListBullet"/>
+        <w:spacing w:line="240" w:lineRule="auto"/>
+        <w:ind w:left="720"/>
+      </w:pPr>
+      <w:r>
+        <w:rPr>
+          <w:lang w:val="id_ID" w:bidi="id_ID"/>
+        </w:rPr>
+      </w:r>
+      <w:r>
+        <w:rPr>
+          <w:lang w:val="id_ID" w:bidi="id_ID"/>
+        </w:rPr>
+        <w:t>Matius 10:26</w:t>
+      </w:r>
     </w:p>
     <w:p>
       <w:pPr>
@@ -2655,114 +2523,84 @@
           <w:lang w:val="id_ID" w:bidi="id_ID"/>
         </w:rPr>
       </w:r>
-      <w:hyperlink r:id="rId30">
-        <w:r>
-          <w:rPr>
-            <w:lang w:val="id_ID" w:bidi="id_ID"/>
-          </w:rPr>
-          <w:rPr>
-            <w:color w:val="0000EE"/>
-            <w:u w:val="single"/>
-          </w:rPr>
-          <w:t>1 Korintus 4:21</w:t>
-        </w:r>
-      </w:hyperlink>
-    </w:p>
-    <w:p>
-      <w:pPr>
-        <w:pStyle w:val="ListBullet"/>
-        <w:spacing w:line="240" w:lineRule="auto"/>
-        <w:ind w:left="720"/>
-      </w:pPr>
-      <w:r>
-        <w:rPr>
-          <w:lang w:val="id_ID" w:bidi="id_ID"/>
-        </w:rPr>
-      </w:r>
-      <w:hyperlink r:id="rId31">
-        <w:r>
-          <w:rPr>
-            <w:lang w:val="id_ID" w:bidi="id_ID"/>
-          </w:rPr>
-          <w:rPr>
-            <w:color w:val="0000EE"/>
-            <w:u w:val="single"/>
-          </w:rPr>
-          <w:t>1 Samuel 14:43–44</w:t>
-        </w:r>
-      </w:hyperlink>
-    </w:p>
-    <w:p>
-      <w:pPr>
-        <w:pStyle w:val="ListBullet"/>
-        <w:spacing w:line="240" w:lineRule="auto"/>
-        <w:ind w:left="720"/>
-      </w:pPr>
-      <w:r>
-        <w:rPr>
-          <w:lang w:val="id_ID" w:bidi="id_ID"/>
-        </w:rPr>
-      </w:r>
-      <w:hyperlink r:id="rId20">
-        <w:r>
-          <w:rPr>
-            <w:lang w:val="id_ID" w:bidi="id_ID"/>
-          </w:rPr>
-          <w:rPr>
-            <w:color w:val="0000EE"/>
-            <w:u w:val="single"/>
-          </w:rPr>
-          <w:t>Kisah Para Rasul 16:23</w:t>
-        </w:r>
-      </w:hyperlink>
-    </w:p>
-    <w:p>
-      <w:pPr>
-        <w:pStyle w:val="ListBullet"/>
-        <w:spacing w:line="240" w:lineRule="auto"/>
-        <w:ind w:left="720"/>
-      </w:pPr>
-      <w:r>
-        <w:rPr>
-          <w:lang w:val="id_ID" w:bidi="id_ID"/>
-        </w:rPr>
-      </w:r>
-      <w:hyperlink r:id="rId32">
-        <w:r>
-          <w:rPr>
-            <w:lang w:val="id_ID" w:bidi="id_ID"/>
-          </w:rPr>
-          <w:rPr>
-            <w:color w:val="0000EE"/>
-            <w:u w:val="single"/>
-          </w:rPr>
-          <w:t>Keluaran 27:9–10</w:t>
-        </w:r>
-      </w:hyperlink>
-    </w:p>
-    <w:p>
-      <w:pPr>
-        <w:pStyle w:val="ListBullet"/>
-        <w:spacing w:line="240" w:lineRule="auto"/>
-        <w:ind w:left="720"/>
-      </w:pPr>
-      <w:r>
-        <w:rPr>
-          <w:lang w:val="id_ID" w:bidi="id_ID"/>
-        </w:rPr>
-      </w:r>
-      <w:hyperlink r:id="rId33">
-        <w:r>
-          <w:rPr>
-            <w:lang w:val="id_ID" w:bidi="id_ID"/>
-          </w:rPr>
-          <w:rPr>
-            <w:color w:val="0000EE"/>
-            <w:u w:val="single"/>
-          </w:rPr>
-          <w:t>Wahyu 11:1</w:t>
-        </w:r>
-      </w:hyperlink>
+      <w:r>
+        <w:rPr>
+          <w:lang w:val="id_ID" w:bidi="id_ID"/>
+        </w:rPr>
+        <w:t>1 Korintus 4:21</w:t>
+      </w:r>
+    </w:p>
+    <w:p>
+      <w:pPr>
+        <w:pStyle w:val="ListBullet"/>
+        <w:spacing w:line="240" w:lineRule="auto"/>
+        <w:ind w:left="720"/>
+      </w:pPr>
+      <w:r>
+        <w:rPr>
+          <w:lang w:val="id_ID" w:bidi="id_ID"/>
+        </w:rPr>
+      </w:r>
+      <w:r>
+        <w:rPr>
+          <w:lang w:val="id_ID" w:bidi="id_ID"/>
+        </w:rPr>
+        <w:t>1 Samuel 14:43–44</w:t>
+      </w:r>
+    </w:p>
+    <w:p>
+      <w:pPr>
+        <w:pStyle w:val="ListBullet"/>
+        <w:spacing w:line="240" w:lineRule="auto"/>
+        <w:ind w:left="720"/>
+      </w:pPr>
+      <w:r>
+        <w:rPr>
+          <w:lang w:val="id_ID" w:bidi="id_ID"/>
+        </w:rPr>
+      </w:r>
+      <w:r>
+        <w:rPr>
+          <w:lang w:val="id_ID" w:bidi="id_ID"/>
+        </w:rPr>
+        <w:t>Kisah Para Rasul 16:23</w:t>
+      </w:r>
+    </w:p>
+    <w:p>
+      <w:pPr>
+        <w:pStyle w:val="ListBullet"/>
+        <w:spacing w:line="240" w:lineRule="auto"/>
+        <w:ind w:left="720"/>
+      </w:pPr>
+      <w:r>
+        <w:rPr>
+          <w:lang w:val="id_ID" w:bidi="id_ID"/>
+        </w:rPr>
+      </w:r>
+      <w:r>
+        <w:rPr>
+          <w:lang w:val="id_ID" w:bidi="id_ID"/>
+        </w:rPr>
+        <w:t>Keluaran 27:9–10</w:t>
+      </w:r>
+    </w:p>
+    <w:p>
+      <w:pPr>
+        <w:pStyle w:val="ListBullet"/>
+        <w:spacing w:line="240" w:lineRule="auto"/>
+        <w:ind w:left="720"/>
+      </w:pPr>
+      <w:r>
+        <w:rPr>
+          <w:lang w:val="id_ID" w:bidi="id_ID"/>
+        </w:rPr>
+      </w:r>
+      <w:r>
+        <w:rPr>
+          <w:lang w:val="id_ID" w:bidi="id_ID"/>
+        </w:rPr>
+        <w:t>Wahyu 11:1</w:t>
+      </w:r>
     </w:p>
     <w:p>
       <w:pPr>
@@ -3113,186 +2951,138 @@
           <w:lang w:val="id_ID" w:bidi="id_ID"/>
         </w:rPr>
       </w:r>
-      <w:hyperlink r:id="rId20">
-        <w:r>
-          <w:rPr>
-            <w:lang w:val="id_ID" w:bidi="id_ID"/>
-          </w:rPr>
-          <w:rPr>
-            <w:color w:val="0000EE"/>
-            <w:u w:val="single"/>
-          </w:rPr>
-          <w:t>Kisah Para Rasul 15:20</w:t>
-        </w:r>
-      </w:hyperlink>
-    </w:p>
-    <w:p>
-      <w:pPr>
-        <w:pStyle w:val="ListBullet"/>
-        <w:spacing w:line="240" w:lineRule="auto"/>
-        <w:ind w:left="720"/>
-      </w:pPr>
-      <w:r>
-        <w:rPr>
-          <w:lang w:val="id_ID" w:bidi="id_ID"/>
-        </w:rPr>
-      </w:r>
-      <w:hyperlink r:id="rId20">
-        <w:r>
-          <w:rPr>
-            <w:lang w:val="id_ID" w:bidi="id_ID"/>
-          </w:rPr>
-          <w:rPr>
-            <w:color w:val="0000EE"/>
-            <w:u w:val="single"/>
-          </w:rPr>
-          <w:t>Kisah Para Rasul 21:25–26</w:t>
-        </w:r>
-      </w:hyperlink>
-    </w:p>
-    <w:p>
-      <w:pPr>
-        <w:pStyle w:val="ListBullet"/>
-        <w:spacing w:line="240" w:lineRule="auto"/>
-        <w:ind w:left="720"/>
-      </w:pPr>
-      <w:r>
-        <w:rPr>
-          <w:lang w:val="id_ID" w:bidi="id_ID"/>
-        </w:rPr>
-      </w:r>
-      <w:hyperlink r:id="rId34">
-        <w:r>
-          <w:rPr>
-            <w:lang w:val="id_ID" w:bidi="id_ID"/>
-          </w:rPr>
-          <w:rPr>
-            <w:color w:val="0000EE"/>
-            <w:u w:val="single"/>
-          </w:rPr>
-          <w:t>Kolose 3:5–8</w:t>
-        </w:r>
-      </w:hyperlink>
-    </w:p>
-    <w:p>
-      <w:pPr>
-        <w:pStyle w:val="ListBullet"/>
-        <w:spacing w:line="240" w:lineRule="auto"/>
-        <w:ind w:left="720"/>
-      </w:pPr>
-      <w:r>
-        <w:rPr>
-          <w:lang w:val="id_ID" w:bidi="id_ID"/>
-        </w:rPr>
-      </w:r>
-      <w:hyperlink r:id="rId35">
-        <w:r>
-          <w:rPr>
-            <w:lang w:val="id_ID" w:bidi="id_ID"/>
-          </w:rPr>
-          <w:rPr>
-            <w:color w:val="0000EE"/>
-            <w:u w:val="single"/>
-          </w:rPr>
-          <w:t>Efesus 5:3</w:t>
-        </w:r>
-      </w:hyperlink>
-    </w:p>
-    <w:p>
-      <w:pPr>
-        <w:pStyle w:val="ListBullet"/>
-        <w:spacing w:line="240" w:lineRule="auto"/>
-        <w:ind w:left="720"/>
-      </w:pPr>
-      <w:r>
-        <w:rPr>
-          <w:lang w:val="id_ID" w:bidi="id_ID"/>
-        </w:rPr>
-      </w:r>
-      <w:hyperlink r:id="rId36">
-        <w:r>
-          <w:rPr>
-            <w:lang w:val="id_ID" w:bidi="id_ID"/>
-          </w:rPr>
-          <w:rPr>
-            <w:color w:val="0000EE"/>
-            <w:u w:val="single"/>
-          </w:rPr>
-          <w:t>Kejadian 38:24–26</w:t>
-        </w:r>
-      </w:hyperlink>
-    </w:p>
-    <w:p>
-      <w:pPr>
-        <w:pStyle w:val="ListBullet"/>
-        <w:spacing w:line="240" w:lineRule="auto"/>
-        <w:ind w:left="720"/>
-      </w:pPr>
-      <w:r>
-        <w:rPr>
-          <w:lang w:val="id_ID" w:bidi="id_ID"/>
-        </w:rPr>
-      </w:r>
-      <w:hyperlink r:id="rId37">
-        <w:r>
-          <w:rPr>
-            <w:lang w:val="id_ID" w:bidi="id_ID"/>
-          </w:rPr>
-          <w:rPr>
-            <w:color w:val="0000EE"/>
-            <w:u w:val="single"/>
-          </w:rPr>
-          <w:t>Hosea 4:13–14</w:t>
-        </w:r>
-      </w:hyperlink>
-    </w:p>
-    <w:p>
-      <w:pPr>
-        <w:pStyle w:val="ListBullet"/>
-        <w:spacing w:line="240" w:lineRule="auto"/>
-        <w:ind w:left="720"/>
-      </w:pPr>
-      <w:r>
-        <w:rPr>
-          <w:lang w:val="id_ID" w:bidi="id_ID"/>
-        </w:rPr>
-      </w:r>
-      <w:hyperlink r:id="rId38">
-        <w:r>
-          <w:rPr>
-            <w:lang w:val="id_ID" w:bidi="id_ID"/>
-          </w:rPr>
-          <w:rPr>
-            <w:color w:val="0000EE"/>
-            <w:u w:val="single"/>
-          </w:rPr>
-          <w:t>Matius 5:31–32</w:t>
-        </w:r>
-      </w:hyperlink>
-    </w:p>
-    <w:p>
-      <w:pPr>
-        <w:pStyle w:val="ListBullet"/>
-        <w:spacing w:line="240" w:lineRule="auto"/>
-        <w:ind w:left="720"/>
-      </w:pPr>
-      <w:r>
-        <w:rPr>
-          <w:lang w:val="id_ID" w:bidi="id_ID"/>
-        </w:rPr>
-      </w:r>
-      <w:hyperlink r:id="rId39">
-        <w:r>
-          <w:rPr>
-            <w:lang w:val="id_ID" w:bidi="id_ID"/>
-          </w:rPr>
-          <w:rPr>
-            <w:color w:val="0000EE"/>
-            <w:u w:val="single"/>
-          </w:rPr>
-          <w:t>Matius 19:7–9</w:t>
-        </w:r>
-      </w:hyperlink>
+      <w:r>
+        <w:rPr>
+          <w:lang w:val="id_ID" w:bidi="id_ID"/>
+        </w:rPr>
+        <w:t>Kisah Para Rasul 15:20</w:t>
+      </w:r>
+    </w:p>
+    <w:p>
+      <w:pPr>
+        <w:pStyle w:val="ListBullet"/>
+        <w:spacing w:line="240" w:lineRule="auto"/>
+        <w:ind w:left="720"/>
+      </w:pPr>
+      <w:r>
+        <w:rPr>
+          <w:lang w:val="id_ID" w:bidi="id_ID"/>
+        </w:rPr>
+      </w:r>
+      <w:r>
+        <w:rPr>
+          <w:lang w:val="id_ID" w:bidi="id_ID"/>
+        </w:rPr>
+        <w:t>Kisah Para Rasul 21:25–26</w:t>
+      </w:r>
+    </w:p>
+    <w:p>
+      <w:pPr>
+        <w:pStyle w:val="ListBullet"/>
+        <w:spacing w:line="240" w:lineRule="auto"/>
+        <w:ind w:left="720"/>
+      </w:pPr>
+      <w:r>
+        <w:rPr>
+          <w:lang w:val="id_ID" w:bidi="id_ID"/>
+        </w:rPr>
+      </w:r>
+      <w:r>
+        <w:rPr>
+          <w:lang w:val="id_ID" w:bidi="id_ID"/>
+        </w:rPr>
+        <w:t>Kolose 3:5–8</w:t>
+      </w:r>
+    </w:p>
+    <w:p>
+      <w:pPr>
+        <w:pStyle w:val="ListBullet"/>
+        <w:spacing w:line="240" w:lineRule="auto"/>
+        <w:ind w:left="720"/>
+      </w:pPr>
+      <w:r>
+        <w:rPr>
+          <w:lang w:val="id_ID" w:bidi="id_ID"/>
+        </w:rPr>
+      </w:r>
+      <w:r>
+        <w:rPr>
+          <w:lang w:val="id_ID" w:bidi="id_ID"/>
+        </w:rPr>
+        <w:t>Efesus 5:3</w:t>
+      </w:r>
+    </w:p>
+    <w:p>
+      <w:pPr>
+        <w:pStyle w:val="ListBullet"/>
+        <w:spacing w:line="240" w:lineRule="auto"/>
+        <w:ind w:left="720"/>
+      </w:pPr>
+      <w:r>
+        <w:rPr>
+          <w:lang w:val="id_ID" w:bidi="id_ID"/>
+        </w:rPr>
+      </w:r>
+      <w:r>
+        <w:rPr>
+          <w:lang w:val="id_ID" w:bidi="id_ID"/>
+        </w:rPr>
+        <w:t>Kejadian 38:24–26</w:t>
+      </w:r>
+    </w:p>
+    <w:p>
+      <w:pPr>
+        <w:pStyle w:val="ListBullet"/>
+        <w:spacing w:line="240" w:lineRule="auto"/>
+        <w:ind w:left="720"/>
+      </w:pPr>
+      <w:r>
+        <w:rPr>
+          <w:lang w:val="id_ID" w:bidi="id_ID"/>
+        </w:rPr>
+      </w:r>
+      <w:r>
+        <w:rPr>
+          <w:lang w:val="id_ID" w:bidi="id_ID"/>
+        </w:rPr>
+        <w:t>Hosea 4:13–14</w:t>
+      </w:r>
+    </w:p>
+    <w:p>
+      <w:pPr>
+        <w:pStyle w:val="ListBullet"/>
+        <w:spacing w:line="240" w:lineRule="auto"/>
+        <w:ind w:left="720"/>
+      </w:pPr>
+      <w:r>
+        <w:rPr>
+          <w:lang w:val="id_ID" w:bidi="id_ID"/>
+        </w:rPr>
+      </w:r>
+      <w:r>
+        <w:rPr>
+          <w:lang w:val="id_ID" w:bidi="id_ID"/>
+        </w:rPr>
+        <w:t>Matius 5:31–32</w:t>
+      </w:r>
+    </w:p>
+    <w:p>
+      <w:pPr>
+        <w:pStyle w:val="ListBullet"/>
+        <w:spacing w:line="240" w:lineRule="auto"/>
+        <w:ind w:left="720"/>
+      </w:pPr>
+      <w:r>
+        <w:rPr>
+          <w:lang w:val="id_ID" w:bidi="id_ID"/>
+        </w:rPr>
+      </w:r>
+      <w:r>
+        <w:rPr>
+          <w:lang w:val="id_ID" w:bidi="id_ID"/>
+        </w:rPr>
+        <w:t>Matius 19:7–9</w:t>
+      </w:r>
     </w:p>
     <w:p>
       <w:pPr>
@@ -3518,114 +3308,84 @@
           <w:lang w:val="id_ID" w:bidi="id_ID"/>
         </w:rPr>
       </w:r>
-      <w:hyperlink r:id="rId40">
-        <w:r>
-          <w:rPr>
-            <w:lang w:val="id_ID" w:bidi="id_ID"/>
-          </w:rPr>
-          <w:rPr>
-            <w:color w:val="0000EE"/>
-            <w:u w:val="single"/>
-          </w:rPr>
-          <w:t>Keluaran 28:4–5</w:t>
-        </w:r>
-      </w:hyperlink>
-    </w:p>
-    <w:p>
-      <w:pPr>
-        <w:pStyle w:val="ListBullet"/>
-        <w:spacing w:line="240" w:lineRule="auto"/>
-        <w:ind w:left="720"/>
-      </w:pPr>
-      <w:r>
-        <w:rPr>
-          <w:lang w:val="id_ID" w:bidi="id_ID"/>
-        </w:rPr>
-      </w:r>
-      <w:hyperlink r:id="rId41">
-        <w:r>
-          <w:rPr>
-            <w:lang w:val="id_ID" w:bidi="id_ID"/>
-          </w:rPr>
-          <w:rPr>
-            <w:color w:val="0000EE"/>
-            <w:u w:val="single"/>
-          </w:rPr>
-          <w:t>Kejadian 49:11–12</w:t>
-        </w:r>
-      </w:hyperlink>
-    </w:p>
-    <w:p>
-      <w:pPr>
-        <w:pStyle w:val="ListBullet"/>
-        <w:spacing w:line="240" w:lineRule="auto"/>
-        <w:ind w:left="720"/>
-      </w:pPr>
-      <w:r>
-        <w:rPr>
-          <w:lang w:val="id_ID" w:bidi="id_ID"/>
-        </w:rPr>
-      </w:r>
-      <w:hyperlink r:id="rId42">
-        <w:r>
-          <w:rPr>
-            <w:lang w:val="id_ID" w:bidi="id_ID"/>
-          </w:rPr>
-          <w:rPr>
-            <w:color w:val="0000EE"/>
-            <w:u w:val="single"/>
-          </w:rPr>
-          <w:t>Lukas 15:22</w:t>
-        </w:r>
-      </w:hyperlink>
-    </w:p>
-    <w:p>
-      <w:pPr>
-        <w:pStyle w:val="ListBullet"/>
-        <w:spacing w:line="240" w:lineRule="auto"/>
-        <w:ind w:left="720"/>
-      </w:pPr>
-      <w:r>
-        <w:rPr>
-          <w:lang w:val="id_ID" w:bidi="id_ID"/>
-        </w:rPr>
-      </w:r>
-      <w:hyperlink r:id="rId43">
-        <w:r>
-          <w:rPr>
-            <w:lang w:val="id_ID" w:bidi="id_ID"/>
-          </w:rPr>
-          <w:rPr>
-            <w:color w:val="0000EE"/>
-            <w:u w:val="single"/>
-          </w:rPr>
-          <w:t>Lukas 20:46</w:t>
-        </w:r>
-      </w:hyperlink>
-    </w:p>
-    <w:p>
-      <w:pPr>
-        <w:pStyle w:val="ListBullet"/>
-        <w:spacing w:line="240" w:lineRule="auto"/>
-        <w:ind w:left="720"/>
-      </w:pPr>
-      <w:r>
-        <w:rPr>
-          <w:lang w:val="id_ID" w:bidi="id_ID"/>
-        </w:rPr>
-      </w:r>
-      <w:hyperlink r:id="rId44">
-        <w:r>
-          <w:rPr>
-            <w:lang w:val="id_ID" w:bidi="id_ID"/>
-          </w:rPr>
-          <w:rPr>
-            <w:color w:val="0000EE"/>
-            <w:u w:val="single"/>
-          </w:rPr>
-          <w:t>Matius 27:27–29</w:t>
-        </w:r>
-      </w:hyperlink>
+      <w:r>
+        <w:rPr>
+          <w:lang w:val="id_ID" w:bidi="id_ID"/>
+        </w:rPr>
+        <w:t>Keluaran 28:4–5</w:t>
+      </w:r>
+    </w:p>
+    <w:p>
+      <w:pPr>
+        <w:pStyle w:val="ListBullet"/>
+        <w:spacing w:line="240" w:lineRule="auto"/>
+        <w:ind w:left="720"/>
+      </w:pPr>
+      <w:r>
+        <w:rPr>
+          <w:lang w:val="id_ID" w:bidi="id_ID"/>
+        </w:rPr>
+      </w:r>
+      <w:r>
+        <w:rPr>
+          <w:lang w:val="id_ID" w:bidi="id_ID"/>
+        </w:rPr>
+        <w:t>Kejadian 49:11–12</w:t>
+      </w:r>
+    </w:p>
+    <w:p>
+      <w:pPr>
+        <w:pStyle w:val="ListBullet"/>
+        <w:spacing w:line="240" w:lineRule="auto"/>
+        <w:ind w:left="720"/>
+      </w:pPr>
+      <w:r>
+        <w:rPr>
+          <w:lang w:val="id_ID" w:bidi="id_ID"/>
+        </w:rPr>
+      </w:r>
+      <w:r>
+        <w:rPr>
+          <w:lang w:val="id_ID" w:bidi="id_ID"/>
+        </w:rPr>
+        <w:t>Lukas 15:22</w:t>
+      </w:r>
+    </w:p>
+    <w:p>
+      <w:pPr>
+        <w:pStyle w:val="ListBullet"/>
+        <w:spacing w:line="240" w:lineRule="auto"/>
+        <w:ind w:left="720"/>
+      </w:pPr>
+      <w:r>
+        <w:rPr>
+          <w:lang w:val="id_ID" w:bidi="id_ID"/>
+        </w:rPr>
+      </w:r>
+      <w:r>
+        <w:rPr>
+          <w:lang w:val="id_ID" w:bidi="id_ID"/>
+        </w:rPr>
+        <w:t>Lukas 20:46</w:t>
+      </w:r>
+    </w:p>
+    <w:p>
+      <w:pPr>
+        <w:pStyle w:val="ListBullet"/>
+        <w:spacing w:line="240" w:lineRule="auto"/>
+        <w:ind w:left="720"/>
+      </w:pPr>
+      <w:r>
+        <w:rPr>
+          <w:lang w:val="id_ID" w:bidi="id_ID"/>
+        </w:rPr>
+      </w:r>
+      <w:r>
+        <w:rPr>
+          <w:lang w:val="id_ID" w:bidi="id_ID"/>
+        </w:rPr>
+        <w:t>Matius 27:27–29</w:t>
+      </w:r>
     </w:p>
     <w:p>
       <w:pPr>
@@ -3813,114 +3573,84 @@
           <w:lang w:val="id_ID" w:bidi="id_ID"/>
         </w:rPr>
       </w:r>
-      <w:hyperlink r:id="rId20">
-        <w:r>
-          <w:rPr>
-            <w:lang w:val="id_ID" w:bidi="id_ID"/>
-          </w:rPr>
-          <w:rPr>
-            <w:color w:val="0000EE"/>
-            <w:u w:val="single"/>
-          </w:rPr>
-          <w:t>Kisah Para Rasul 5:22–23</w:t>
-        </w:r>
-      </w:hyperlink>
-    </w:p>
-    <w:p>
-      <w:pPr>
-        <w:pStyle w:val="ListBullet"/>
-        <w:spacing w:line="240" w:lineRule="auto"/>
-        <w:ind w:left="720"/>
-      </w:pPr>
-      <w:r>
-        <w:rPr>
-          <w:lang w:val="id_ID" w:bidi="id_ID"/>
-        </w:rPr>
-      </w:r>
-      <w:hyperlink r:id="rId45">
-        <w:r>
-          <w:rPr>
-            <w:lang w:val="id_ID" w:bidi="id_ID"/>
-          </w:rPr>
-          <w:rPr>
-            <w:color w:val="0000EE"/>
-            <w:u w:val="single"/>
-          </w:rPr>
-          <w:t>Yohanes 12:38</w:t>
-        </w:r>
-      </w:hyperlink>
-    </w:p>
-    <w:p>
-      <w:pPr>
-        <w:pStyle w:val="ListBullet"/>
-        <w:spacing w:line="240" w:lineRule="auto"/>
-        <w:ind w:left="720"/>
-      </w:pPr>
-      <w:r>
-        <w:rPr>
-          <w:lang w:val="id_ID" w:bidi="id_ID"/>
-        </w:rPr>
-      </w:r>
-      <w:hyperlink r:id="rId46">
-        <w:r>
-          <w:rPr>
-            <w:lang w:val="id_ID" w:bidi="id_ID"/>
-          </w:rPr>
-          <w:rPr>
-            <w:color w:val="0000EE"/>
-            <w:u w:val="single"/>
-          </w:rPr>
-          <w:t>Lukas 5:15</w:t>
-        </w:r>
-      </w:hyperlink>
-    </w:p>
-    <w:p>
-      <w:pPr>
-        <w:pStyle w:val="ListBullet"/>
-        <w:spacing w:line="240" w:lineRule="auto"/>
-        <w:ind w:left="720"/>
-      </w:pPr>
-      <w:r>
-        <w:rPr>
-          <w:lang w:val="id_ID" w:bidi="id_ID"/>
-        </w:rPr>
-      </w:r>
-      <w:hyperlink r:id="rId47">
-        <w:r>
-          <w:rPr>
-            <w:lang w:val="id_ID" w:bidi="id_ID"/>
-          </w:rPr>
-          <w:rPr>
-            <w:color w:val="0000EE"/>
-            <w:u w:val="single"/>
-          </w:rPr>
-          <w:t>Lukas 8:34–35</w:t>
-        </w:r>
-      </w:hyperlink>
-    </w:p>
-    <w:p>
-      <w:pPr>
-        <w:pStyle w:val="ListBullet"/>
-        <w:spacing w:line="240" w:lineRule="auto"/>
-        <w:ind w:left="720"/>
-      </w:pPr>
-      <w:r>
-        <w:rPr>
-          <w:lang w:val="id_ID" w:bidi="id_ID"/>
-        </w:rPr>
-      </w:r>
-      <w:hyperlink r:id="rId48">
-        <w:r>
-          <w:rPr>
-            <w:lang w:val="id_ID" w:bidi="id_ID"/>
-          </w:rPr>
-          <w:rPr>
-            <w:color w:val="0000EE"/>
-            <w:u w:val="single"/>
-          </w:rPr>
-          <w:t>Matius 28:15</w:t>
-        </w:r>
-      </w:hyperlink>
+      <w:r>
+        <w:rPr>
+          <w:lang w:val="id_ID" w:bidi="id_ID"/>
+        </w:rPr>
+        <w:t>Kisah Para Rasul 5:22–23</w:t>
+      </w:r>
+    </w:p>
+    <w:p>
+      <w:pPr>
+        <w:pStyle w:val="ListBullet"/>
+        <w:spacing w:line="240" w:lineRule="auto"/>
+        <w:ind w:left="720"/>
+      </w:pPr>
+      <w:r>
+        <w:rPr>
+          <w:lang w:val="id_ID" w:bidi="id_ID"/>
+        </w:rPr>
+      </w:r>
+      <w:r>
+        <w:rPr>
+          <w:lang w:val="id_ID" w:bidi="id_ID"/>
+        </w:rPr>
+        <w:t>Yohanes 12:38</w:t>
+      </w:r>
+    </w:p>
+    <w:p>
+      <w:pPr>
+        <w:pStyle w:val="ListBullet"/>
+        <w:spacing w:line="240" w:lineRule="auto"/>
+        <w:ind w:left="720"/>
+      </w:pPr>
+      <w:r>
+        <w:rPr>
+          <w:lang w:val="id_ID" w:bidi="id_ID"/>
+        </w:rPr>
+      </w:r>
+      <w:r>
+        <w:rPr>
+          <w:lang w:val="id_ID" w:bidi="id_ID"/>
+        </w:rPr>
+        <w:t>Lukas 5:15</w:t>
+      </w:r>
+    </w:p>
+    <w:p>
+      <w:pPr>
+        <w:pStyle w:val="ListBullet"/>
+        <w:spacing w:line="240" w:lineRule="auto"/>
+        <w:ind w:left="720"/>
+      </w:pPr>
+      <w:r>
+        <w:rPr>
+          <w:lang w:val="id_ID" w:bidi="id_ID"/>
+        </w:rPr>
+      </w:r>
+      <w:r>
+        <w:rPr>
+          <w:lang w:val="id_ID" w:bidi="id_ID"/>
+        </w:rPr>
+        <w:t>Lukas 8:34–35</w:t>
+      </w:r>
+    </w:p>
+    <w:p>
+      <w:pPr>
+        <w:pStyle w:val="ListBullet"/>
+        <w:spacing w:line="240" w:lineRule="auto"/>
+        <w:ind w:left="720"/>
+      </w:pPr>
+      <w:r>
+        <w:rPr>
+          <w:lang w:val="id_ID" w:bidi="id_ID"/>
+        </w:rPr>
+      </w:r>
+      <w:r>
+        <w:rPr>
+          <w:lang w:val="id_ID" w:bidi="id_ID"/>
+        </w:rPr>
+        <w:t>Matius 28:15</w:t>
+      </w:r>
     </w:p>
     <w:p>
       <w:pPr>
@@ -4183,90 +3913,66 @@
           <w:lang w:val="id_ID" w:bidi="id_ID"/>
         </w:rPr>
       </w:r>
-      <w:hyperlink r:id="rId20">
-        <w:r>
-          <w:rPr>
-            <w:lang w:val="id_ID" w:bidi="id_ID"/>
-          </w:rPr>
-          <w:rPr>
-            <w:color w:val="0000EE"/>
-            <w:u w:val="single"/>
-          </w:rPr>
-          <w:t>Kisah Para Rasul 7:35–37</w:t>
-        </w:r>
-      </w:hyperlink>
-    </w:p>
-    <w:p>
-      <w:pPr>
-        <w:pStyle w:val="ListBullet"/>
-        <w:spacing w:line="240" w:lineRule="auto"/>
-        <w:ind w:left="720"/>
-      </w:pPr>
-      <w:r>
-        <w:rPr>
-          <w:lang w:val="id_ID" w:bidi="id_ID"/>
-        </w:rPr>
-      </w:r>
-      <w:hyperlink r:id="rId49">
-        <w:r>
-          <w:rPr>
-            <w:lang w:val="id_ID" w:bidi="id_ID"/>
-          </w:rPr>
-          <w:rPr>
-            <w:color w:val="0000EE"/>
-            <w:u w:val="single"/>
-          </w:rPr>
-          <w:t>Keluaraan 13:17–18</w:t>
-        </w:r>
-      </w:hyperlink>
-    </w:p>
-    <w:p>
-      <w:pPr>
-        <w:pStyle w:val="ListBullet"/>
-        <w:spacing w:line="240" w:lineRule="auto"/>
-        <w:ind w:left="720"/>
-      </w:pPr>
-      <w:r>
-        <w:rPr>
-          <w:lang w:val="id_ID" w:bidi="id_ID"/>
-        </w:rPr>
-      </w:r>
-      <w:hyperlink r:id="rId50">
-        <w:r>
-          <w:rPr>
-            <w:lang w:val="id_ID" w:bidi="id_ID"/>
-          </w:rPr>
-          <w:rPr>
-            <w:color w:val="0000EE"/>
-            <w:u w:val="single"/>
-          </w:rPr>
-          <w:t>Yosua 4:22–24</w:t>
-        </w:r>
-      </w:hyperlink>
-    </w:p>
-    <w:p>
-      <w:pPr>
-        <w:pStyle w:val="ListBullet"/>
-        <w:spacing w:line="240" w:lineRule="auto"/>
-        <w:ind w:left="720"/>
-      </w:pPr>
-      <w:r>
-        <w:rPr>
-          <w:lang w:val="id_ID" w:bidi="id_ID"/>
-        </w:rPr>
-      </w:r>
-      <w:hyperlink r:id="rId51">
-        <w:r>
-          <w:rPr>
-            <w:lang w:val="id_ID" w:bidi="id_ID"/>
-          </w:rPr>
-          <w:rPr>
-            <w:color w:val="0000EE"/>
-            <w:u w:val="single"/>
-          </w:rPr>
-          <w:t>Bilangan 14:23–25</w:t>
-        </w:r>
-      </w:hyperlink>
+      <w:r>
+        <w:rPr>
+          <w:lang w:val="id_ID" w:bidi="id_ID"/>
+        </w:rPr>
+        <w:t>Kisah Para Rasul 7:35–37</w:t>
+      </w:r>
+    </w:p>
+    <w:p>
+      <w:pPr>
+        <w:pStyle w:val="ListBullet"/>
+        <w:spacing w:line="240" w:lineRule="auto"/>
+        <w:ind w:left="720"/>
+      </w:pPr>
+      <w:r>
+        <w:rPr>
+          <w:lang w:val="id_ID" w:bidi="id_ID"/>
+        </w:rPr>
+      </w:r>
+      <w:r>
+        <w:rPr>
+          <w:lang w:val="id_ID" w:bidi="id_ID"/>
+        </w:rPr>
+        <w:t>Keluaraan 13:17–18</w:t>
+      </w:r>
+    </w:p>
+    <w:p>
+      <w:pPr>
+        <w:pStyle w:val="ListBullet"/>
+        <w:spacing w:line="240" w:lineRule="auto"/>
+        <w:ind w:left="720"/>
+      </w:pPr>
+      <w:r>
+        <w:rPr>
+          <w:lang w:val="id_ID" w:bidi="id_ID"/>
+        </w:rPr>
+      </w:r>
+      <w:r>
+        <w:rPr>
+          <w:lang w:val="id_ID" w:bidi="id_ID"/>
+        </w:rPr>
+        <w:t>Yosua 4:22–24</w:t>
+      </w:r>
+    </w:p>
+    <w:p>
+      <w:pPr>
+        <w:pStyle w:val="ListBullet"/>
+        <w:spacing w:line="240" w:lineRule="auto"/>
+        <w:ind w:left="720"/>
+      </w:pPr>
+      <w:r>
+        <w:rPr>
+          <w:lang w:val="id_ID" w:bidi="id_ID"/>
+        </w:rPr>
+      </w:r>
+      <w:r>
+        <w:rPr>
+          <w:lang w:val="id_ID" w:bidi="id_ID"/>
+        </w:rPr>
+        <w:t>Bilangan 14:23–25</w:t>
+      </w:r>
     </w:p>
     <w:p>
       <w:pPr>
@@ -4641,114 +4347,84 @@
           <w:lang w:val="id_ID" w:bidi="id_ID"/>
         </w:rPr>
       </w:r>
-      <w:hyperlink r:id="rId52">
-        <w:r>
-          <w:rPr>
-            <w:lang w:val="id_ID" w:bidi="id_ID"/>
-          </w:rPr>
-          <w:rPr>
-            <w:color w:val="0000EE"/>
-            <w:u w:val="single"/>
-          </w:rPr>
-          <w:t>Ulangan 1:17</w:t>
-        </w:r>
-      </w:hyperlink>
-    </w:p>
-    <w:p>
-      <w:pPr>
-        <w:pStyle w:val="ListBullet"/>
-        <w:spacing w:line="240" w:lineRule="auto"/>
-        <w:ind w:left="720"/>
-      </w:pPr>
-      <w:r>
-        <w:rPr>
-          <w:lang w:val="id_ID" w:bidi="id_ID"/>
-        </w:rPr>
-      </w:r>
-      <w:hyperlink r:id="rId53">
-        <w:r>
-          <w:rPr>
-            <w:lang w:val="id_ID" w:bidi="id_ID"/>
-          </w:rPr>
-          <w:rPr>
-            <w:color w:val="0000EE"/>
-            <w:u w:val="single"/>
-          </w:rPr>
-          <w:t>Maleakhi 2:9</w:t>
-        </w:r>
-      </w:hyperlink>
-    </w:p>
-    <w:p>
-      <w:pPr>
-        <w:pStyle w:val="ListBullet"/>
-        <w:spacing w:line="240" w:lineRule="auto"/>
-        <w:ind w:left="720"/>
-      </w:pPr>
-      <w:r>
-        <w:rPr>
-          <w:lang w:val="id_ID" w:bidi="id_ID"/>
-        </w:rPr>
-      </w:r>
-      <w:hyperlink r:id="rId54">
-        <w:r>
-          <w:rPr>
-            <w:lang w:val="id_ID" w:bidi="id_ID"/>
-          </w:rPr>
-          <w:rPr>
-            <w:color w:val="0000EE"/>
-            <w:u w:val="single"/>
-          </w:rPr>
-          <w:t>Markus 12:13–15</w:t>
-        </w:r>
-      </w:hyperlink>
-    </w:p>
-    <w:p>
-      <w:pPr>
-        <w:pStyle w:val="ListBullet"/>
-        <w:spacing w:line="240" w:lineRule="auto"/>
-        <w:ind w:left="720"/>
-      </w:pPr>
-      <w:r>
-        <w:rPr>
-          <w:lang w:val="id_ID" w:bidi="id_ID"/>
-        </w:rPr>
-      </w:r>
-      <w:hyperlink r:id="rId55">
-        <w:r>
-          <w:rPr>
-            <w:lang w:val="id_ID" w:bidi="id_ID"/>
-          </w:rPr>
-          <w:rPr>
-            <w:color w:val="0000EE"/>
-            <w:u w:val="single"/>
-          </w:rPr>
-          <w:t>Matius 22:16</w:t>
-        </w:r>
-      </w:hyperlink>
-    </w:p>
-    <w:p>
-      <w:pPr>
-        <w:pStyle w:val="ListBullet"/>
-        <w:spacing w:line="240" w:lineRule="auto"/>
-        <w:ind w:left="720"/>
-      </w:pPr>
-      <w:r>
-        <w:rPr>
-          <w:lang w:val="id_ID" w:bidi="id_ID"/>
-        </w:rPr>
-      </w:r>
-      <w:hyperlink r:id="rId56">
-        <w:r>
-          <w:rPr>
-            <w:lang w:val="id_ID" w:bidi="id_ID"/>
-          </w:rPr>
-          <w:rPr>
-            <w:color w:val="0000EE"/>
-            <w:u w:val="single"/>
-          </w:rPr>
-          <w:t>Roma 2:10–12</w:t>
-        </w:r>
-      </w:hyperlink>
+      <w:r>
+        <w:rPr>
+          <w:lang w:val="id_ID" w:bidi="id_ID"/>
+        </w:rPr>
+        <w:t>Ulangan 1:17</w:t>
+      </w:r>
+    </w:p>
+    <w:p>
+      <w:pPr>
+        <w:pStyle w:val="ListBullet"/>
+        <w:spacing w:line="240" w:lineRule="auto"/>
+        <w:ind w:left="720"/>
+      </w:pPr>
+      <w:r>
+        <w:rPr>
+          <w:lang w:val="id_ID" w:bidi="id_ID"/>
+        </w:rPr>
+      </w:r>
+      <w:r>
+        <w:rPr>
+          <w:lang w:val="id_ID" w:bidi="id_ID"/>
+        </w:rPr>
+        <w:t>Maleakhi 2:9</w:t>
+      </w:r>
+    </w:p>
+    <w:p>
+      <w:pPr>
+        <w:pStyle w:val="ListBullet"/>
+        <w:spacing w:line="240" w:lineRule="auto"/>
+        <w:ind w:left="720"/>
+      </w:pPr>
+      <w:r>
+        <w:rPr>
+          <w:lang w:val="id_ID" w:bidi="id_ID"/>
+        </w:rPr>
+      </w:r>
+      <w:r>
+        <w:rPr>
+          <w:lang w:val="id_ID" w:bidi="id_ID"/>
+        </w:rPr>
+        <w:t>Markus 12:13–15</w:t>
+      </w:r>
+    </w:p>
+    <w:p>
+      <w:pPr>
+        <w:pStyle w:val="ListBullet"/>
+        <w:spacing w:line="240" w:lineRule="auto"/>
+        <w:ind w:left="720"/>
+      </w:pPr>
+      <w:r>
+        <w:rPr>
+          <w:lang w:val="id_ID" w:bidi="id_ID"/>
+        </w:rPr>
+      </w:r>
+      <w:r>
+        <w:rPr>
+          <w:lang w:val="id_ID" w:bidi="id_ID"/>
+        </w:rPr>
+        <w:t>Matius 22:16</w:t>
+      </w:r>
+    </w:p>
+    <w:p>
+      <w:pPr>
+        <w:pStyle w:val="ListBullet"/>
+        <w:spacing w:line="240" w:lineRule="auto"/>
+        <w:ind w:left="720"/>
+      </w:pPr>
+      <w:r>
+        <w:rPr>
+          <w:lang w:val="id_ID" w:bidi="id_ID"/>
+        </w:rPr>
+      </w:r>
+      <w:r>
+        <w:rPr>
+          <w:lang w:val="id_ID" w:bidi="id_ID"/>
+        </w:rPr>
+        <w:t>Roma 2:10–12</w:t>
+      </w:r>
     </w:p>
     <w:p>
       <w:pPr>
@@ -4936,18 +4612,12 @@
           <w:lang w:val="id_ID" w:bidi="id_ID"/>
         </w:rPr>
       </w:r>
-      <w:hyperlink r:id="rId57">
-        <w:r>
-          <w:rPr>
-            <w:lang w:val="id_ID" w:bidi="id_ID"/>
-          </w:rPr>
-          <w:rPr>
-            <w:color w:val="0000EE"/>
-            <w:u w:val="single"/>
-          </w:rPr>
-          <w:t>Nehemia 9:32–34</w:t>
-        </w:r>
-      </w:hyperlink>
+      <w:r>
+        <w:rPr>
+          <w:lang w:val="id_ID" w:bidi="id_ID"/>
+        </w:rPr>
+        <w:t>Nehemia 9:32–34</w:t>
+      </w:r>
     </w:p>
     <w:p>
       <w:pPr>
@@ -5135,114 +4805,84 @@
           <w:lang w:val="id_ID" w:bidi="id_ID"/>
         </w:rPr>
       </w:r>
-      <w:hyperlink r:id="rId58">
-        <w:r>
-          <w:rPr>
-            <w:lang w:val="id_ID" w:bidi="id_ID"/>
-          </w:rPr>
-          <w:rPr>
-            <w:color w:val="0000EE"/>
-            <w:u w:val="single"/>
-          </w:rPr>
-          <w:t>Yehezkiel 47:9–10</w:t>
-        </w:r>
-      </w:hyperlink>
-    </w:p>
-    <w:p>
-      <w:pPr>
-        <w:pStyle w:val="ListBullet"/>
-        <w:spacing w:line="240" w:lineRule="auto"/>
-        <w:ind w:left="720"/>
-      </w:pPr>
-      <w:r>
-        <w:rPr>
-          <w:lang w:val="id_ID" w:bidi="id_ID"/>
-        </w:rPr>
-      </w:r>
-      <w:hyperlink r:id="rId59">
-        <w:r>
-          <w:rPr>
-            <w:lang w:val="id_ID" w:bidi="id_ID"/>
-          </w:rPr>
-          <w:rPr>
-            <w:color w:val="0000EE"/>
-            <w:u w:val="single"/>
-          </w:rPr>
-          <w:t>Yesaya 19:8</w:t>
-        </w:r>
-      </w:hyperlink>
-    </w:p>
-    <w:p>
-      <w:pPr>
-        <w:pStyle w:val="ListBullet"/>
-        <w:spacing w:line="240" w:lineRule="auto"/>
-        <w:ind w:left="720"/>
-      </w:pPr>
-      <w:r>
-        <w:rPr>
-          <w:lang w:val="id_ID" w:bidi="id_ID"/>
-        </w:rPr>
-      </w:r>
-      <w:hyperlink r:id="rId60">
-        <w:r>
-          <w:rPr>
-            <w:lang w:val="id_ID" w:bidi="id_ID"/>
-          </w:rPr>
-          <w:rPr>
-            <w:color w:val="0000EE"/>
-            <w:u w:val="single"/>
-          </w:rPr>
-          <w:t>Lukas 5:1–3</w:t>
-        </w:r>
-      </w:hyperlink>
-    </w:p>
-    <w:p>
-      <w:pPr>
-        <w:pStyle w:val="ListBullet"/>
-        <w:spacing w:line="240" w:lineRule="auto"/>
-        <w:ind w:left="720"/>
-      </w:pPr>
-      <w:r>
-        <w:rPr>
-          <w:lang w:val="id_ID" w:bidi="id_ID"/>
-        </w:rPr>
-      </w:r>
-      <w:hyperlink r:id="rId61">
-        <w:r>
-          <w:rPr>
-            <w:lang w:val="id_ID" w:bidi="id_ID"/>
-          </w:rPr>
-          <w:rPr>
-            <w:color w:val="0000EE"/>
-            <w:u w:val="single"/>
-          </w:rPr>
-          <w:t>Matius 4:19</w:t>
-        </w:r>
-      </w:hyperlink>
-    </w:p>
-    <w:p>
-      <w:pPr>
-        <w:pStyle w:val="ListBullet"/>
-        <w:spacing w:line="240" w:lineRule="auto"/>
-        <w:ind w:left="720"/>
-      </w:pPr>
-      <w:r>
-        <w:rPr>
-          <w:lang w:val="id_ID" w:bidi="id_ID"/>
-        </w:rPr>
-      </w:r>
-      <w:hyperlink r:id="rId62">
-        <w:r>
-          <w:rPr>
-            <w:lang w:val="id_ID" w:bidi="id_ID"/>
-          </w:rPr>
-          <w:rPr>
-            <w:color w:val="0000EE"/>
-            <w:u w:val="single"/>
-          </w:rPr>
-          <w:t>Matius 13:47</w:t>
-        </w:r>
-      </w:hyperlink>
+      <w:r>
+        <w:rPr>
+          <w:lang w:val="id_ID" w:bidi="id_ID"/>
+        </w:rPr>
+        <w:t>Yehezkiel 47:9–10</w:t>
+      </w:r>
+    </w:p>
+    <w:p>
+      <w:pPr>
+        <w:pStyle w:val="ListBullet"/>
+        <w:spacing w:line="240" w:lineRule="auto"/>
+        <w:ind w:left="720"/>
+      </w:pPr>
+      <w:r>
+        <w:rPr>
+          <w:lang w:val="id_ID" w:bidi="id_ID"/>
+        </w:rPr>
+      </w:r>
+      <w:r>
+        <w:rPr>
+          <w:lang w:val="id_ID" w:bidi="id_ID"/>
+        </w:rPr>
+        <w:t>Yesaya 19:8</w:t>
+      </w:r>
+    </w:p>
+    <w:p>
+      <w:pPr>
+        <w:pStyle w:val="ListBullet"/>
+        <w:spacing w:line="240" w:lineRule="auto"/>
+        <w:ind w:left="720"/>
+      </w:pPr>
+      <w:r>
+        <w:rPr>
+          <w:lang w:val="id_ID" w:bidi="id_ID"/>
+        </w:rPr>
+      </w:r>
+      <w:r>
+        <w:rPr>
+          <w:lang w:val="id_ID" w:bidi="id_ID"/>
+        </w:rPr>
+        <w:t>Lukas 5:1–3</w:t>
+      </w:r>
+    </w:p>
+    <w:p>
+      <w:pPr>
+        <w:pStyle w:val="ListBullet"/>
+        <w:spacing w:line="240" w:lineRule="auto"/>
+        <w:ind w:left="720"/>
+      </w:pPr>
+      <w:r>
+        <w:rPr>
+          <w:lang w:val="id_ID" w:bidi="id_ID"/>
+        </w:rPr>
+      </w:r>
+      <w:r>
+        <w:rPr>
+          <w:lang w:val="id_ID" w:bidi="id_ID"/>
+        </w:rPr>
+        <w:t>Matius 4:19</w:t>
+      </w:r>
+    </w:p>
+    <w:p>
+      <w:pPr>
+        <w:pStyle w:val="ListBullet"/>
+        <w:spacing w:line="240" w:lineRule="auto"/>
+        <w:ind w:left="720"/>
+      </w:pPr>
+      <w:r>
+        <w:rPr>
+          <w:lang w:val="id_ID" w:bidi="id_ID"/>
+        </w:rPr>
+      </w:r>
+      <w:r>
+        <w:rPr>
+          <w:lang w:val="id_ID" w:bidi="id_ID"/>
+        </w:rPr>
+        <w:t>Matius 13:47</w:t>
+      </w:r>
     </w:p>
     <w:p>
       <w:pPr>
@@ -5483,114 +5123,84 @@
           <w:lang w:val="id_ID" w:bidi="id_ID"/>
         </w:rPr>
       </w:r>
-      <w:hyperlink r:id="rId20">
-        <w:r>
-          <w:rPr>
-            <w:lang w:val="id_ID" w:bidi="id_ID"/>
-          </w:rPr>
-          <w:rPr>
-            <w:color w:val="0000EE"/>
-            <w:u w:val="single"/>
-          </w:rPr>
-          <w:t>Kisah Para Rasul 7:49</w:t>
-        </w:r>
-      </w:hyperlink>
-    </w:p>
-    <w:p>
-      <w:pPr>
-        <w:pStyle w:val="ListBullet"/>
-        <w:spacing w:line="240" w:lineRule="auto"/>
-        <w:ind w:left="720"/>
-      </w:pPr>
-      <w:r>
-        <w:rPr>
-          <w:lang w:val="id_ID" w:bidi="id_ID"/>
-        </w:rPr>
-      </w:r>
-      <w:hyperlink r:id="rId63">
-        <w:r>
-          <w:rPr>
-            <w:lang w:val="id_ID" w:bidi="id_ID"/>
-          </w:rPr>
-          <w:rPr>
-            <w:color w:val="0000EE"/>
-            <w:u w:val="single"/>
-          </w:rPr>
-          <w:t>Yesaya 66:1</w:t>
-        </w:r>
-      </w:hyperlink>
-    </w:p>
-    <w:p>
-      <w:pPr>
-        <w:pStyle w:val="ListBullet"/>
-        <w:spacing w:line="240" w:lineRule="auto"/>
-        <w:ind w:left="720"/>
-      </w:pPr>
-      <w:r>
-        <w:rPr>
-          <w:lang w:val="id_ID" w:bidi="id_ID"/>
-        </w:rPr>
-      </w:r>
-      <w:hyperlink r:id="rId64">
-        <w:r>
-          <w:rPr>
-            <w:lang w:val="id_ID" w:bidi="id_ID"/>
-          </w:rPr>
-          <w:rPr>
-            <w:color w:val="0000EE"/>
-            <w:u w:val="single"/>
-          </w:rPr>
-          <w:t>Lukas 20:43</w:t>
-        </w:r>
-      </w:hyperlink>
-    </w:p>
-    <w:p>
-      <w:pPr>
-        <w:pStyle w:val="ListBullet"/>
-        <w:spacing w:line="240" w:lineRule="auto"/>
-        <w:ind w:left="720"/>
-      </w:pPr>
-      <w:r>
-        <w:rPr>
-          <w:lang w:val="id_ID" w:bidi="id_ID"/>
-        </w:rPr>
-      </w:r>
-      <w:hyperlink r:id="rId65">
-        <w:r>
-          <w:rPr>
-            <w:lang w:val="id_ID" w:bidi="id_ID"/>
-          </w:rPr>
-          <w:rPr>
-            <w:color w:val="0000EE"/>
-            <w:u w:val="single"/>
-          </w:rPr>
-          <w:t>Matius 5:35</w:t>
-        </w:r>
-      </w:hyperlink>
-    </w:p>
-    <w:p>
-      <w:pPr>
-        <w:pStyle w:val="ListBullet"/>
-        <w:spacing w:line="240" w:lineRule="auto"/>
-        <w:ind w:left="720"/>
-      </w:pPr>
-      <w:r>
-        <w:rPr>
-          <w:lang w:val="id_ID" w:bidi="id_ID"/>
-        </w:rPr>
-      </w:r>
-      <w:hyperlink r:id="rId66">
-        <w:r>
-          <w:rPr>
-            <w:lang w:val="id_ID" w:bidi="id_ID"/>
-          </w:rPr>
-          <w:rPr>
-            <w:color w:val="0000EE"/>
-            <w:u w:val="single"/>
-          </w:rPr>
-          <w:t>Matius 22:44</w:t>
-        </w:r>
-      </w:hyperlink>
+      <w:r>
+        <w:rPr>
+          <w:lang w:val="id_ID" w:bidi="id_ID"/>
+        </w:rPr>
+        <w:t>Kisah Para Rasul 7:49</w:t>
+      </w:r>
+    </w:p>
+    <w:p>
+      <w:pPr>
+        <w:pStyle w:val="ListBullet"/>
+        <w:spacing w:line="240" w:lineRule="auto"/>
+        <w:ind w:left="720"/>
+      </w:pPr>
+      <w:r>
+        <w:rPr>
+          <w:lang w:val="id_ID" w:bidi="id_ID"/>
+        </w:rPr>
+      </w:r>
+      <w:r>
+        <w:rPr>
+          <w:lang w:val="id_ID" w:bidi="id_ID"/>
+        </w:rPr>
+        <w:t>Yesaya 66:1</w:t>
+      </w:r>
+    </w:p>
+    <w:p>
+      <w:pPr>
+        <w:pStyle w:val="ListBullet"/>
+        <w:spacing w:line="240" w:lineRule="auto"/>
+        <w:ind w:left="720"/>
+      </w:pPr>
+      <w:r>
+        <w:rPr>
+          <w:lang w:val="id_ID" w:bidi="id_ID"/>
+        </w:rPr>
+      </w:r>
+      <w:r>
+        <w:rPr>
+          <w:lang w:val="id_ID" w:bidi="id_ID"/>
+        </w:rPr>
+        <w:t>Lukas 20:43</w:t>
+      </w:r>
+    </w:p>
+    <w:p>
+      <w:pPr>
+        <w:pStyle w:val="ListBullet"/>
+        <w:spacing w:line="240" w:lineRule="auto"/>
+        <w:ind w:left="720"/>
+      </w:pPr>
+      <w:r>
+        <w:rPr>
+          <w:lang w:val="id_ID" w:bidi="id_ID"/>
+        </w:rPr>
+      </w:r>
+      <w:r>
+        <w:rPr>
+          <w:lang w:val="id_ID" w:bidi="id_ID"/>
+        </w:rPr>
+        <w:t>Matius 5:35</w:t>
+      </w:r>
+    </w:p>
+    <w:p>
+      <w:pPr>
+        <w:pStyle w:val="ListBullet"/>
+        <w:spacing w:line="240" w:lineRule="auto"/>
+        <w:ind w:left="720"/>
+      </w:pPr>
+      <w:r>
+        <w:rPr>
+          <w:lang w:val="id_ID" w:bidi="id_ID"/>
+        </w:rPr>
+      </w:r>
+      <w:r>
+        <w:rPr>
+          <w:lang w:val="id_ID" w:bidi="id_ID"/>
+        </w:rPr>
+        <w:t>Matius 22:44</w:t>
+      </w:r>
     </w:p>
     <w:p>
       <w:pPr>

--- a/ind/docx/001.content.docx
+++ b/ind/docx/001.content.docx
@@ -2095,19 +2095,7 @@
         <w:rPr>
           <w:lang w:val="id_ID" w:bidi="id_ID"/>
         </w:rPr>
-        <w:t xml:space="preserve">(Lihat juga: </w:t>
-      </w:r>
-      <w:r>
-        <w:rPr>
-          <w:lang w:val="id_ID" w:bidi="id_ID"/>
-        </w:rPr>
-        <w:t>layak</w:t>
-      </w:r>
-      <w:r>
-        <w:rPr>
-          <w:lang w:val="id_ID" w:bidi="id_ID"/>
-        </w:rPr>
-        <w:t xml:space="preserve">, </w:t>
+        <w:t xml:space="preserve">(Lihat juga: layak, </w:t>
       </w:r>
       <w:r>
         <w:rPr>
